--- a/templates/training-without-weapon-report-template.docx
+++ b/templates/training-without-weapon-report-template.docx
@@ -71,14 +71,80 @@
         <w:spacing w:before="0" w:after="0" w:line="240" w:lineRule="auto"/>
         <w:ind w:left="0" w:right="0" w:firstLine="737"/>
         <w:jc w:val="both"/>
-      </w:pPr>
-      <w:r>
-        <w:rPr>
-          <w:rFonts w:ascii="Times New Roman" w:hAnsi="Times New Roman" w:eastAsia="Times New Roman"/>
-          <w:b w:val="0"/>
-          <w:sz w:val="28"/>
-        </w:rPr>
-        <w:t>Прошу Вас відрядити {{rankGenitive}} {{soldierFullNameGenitive}}, {{position}}, до {{destination}} з {{startDate}} до {{endDate}}, з метою {{trainingPurpose}}.</w:t>
+        <w:rPr>
+          <w:rFonts w:hint="default" w:ascii="Times New Roman" w:hAnsi="Times New Roman" w:eastAsia="Times New Roman"/>
+          <w:b w:val="0"/>
+          <w:sz w:val="28"/>
+          <w:lang w:val="uk-UA"/>
+        </w:rPr>
+      </w:pPr>
+      <w:r>
+        <w:rPr>
+          <w:rFonts w:ascii="Times New Roman" w:hAnsi="Times New Roman" w:eastAsia="Times New Roman"/>
+          <w:b w:val="0"/>
+          <w:sz w:val="28"/>
+        </w:rPr>
+        <w:t>Прошу Вас відрядити</w:t>
+      </w:r>
+      <w:r>
+        <w:rPr>
+          <w:rFonts w:hint="default" w:ascii="Times New Roman" w:hAnsi="Times New Roman" w:eastAsia="Times New Roman"/>
+          <w:b w:val="0"/>
+          <w:sz w:val="28"/>
+          <w:lang w:val="uk-UA"/>
+        </w:rPr>
+        <w:t>:</w:t>
+      </w:r>
+      <w:bookmarkStart w:id="1" w:name="_GoBack"/>
+      <w:bookmarkEnd w:id="1"/>
+    </w:p>
+    <w:p>
+      <w:pPr>
+        <w:widowControl/>
+        <w:suppressAutoHyphens/>
+        <w:bidi w:val="0"/>
+        <w:spacing w:before="0" w:after="0" w:line="240" w:lineRule="auto"/>
+        <w:ind w:left="0" w:right="0" w:firstLine="737"/>
+        <w:jc w:val="both"/>
+        <w:rPr>
+          <w:rFonts w:ascii="Times New Roman" w:hAnsi="Times New Roman" w:eastAsia="Times New Roman"/>
+          <w:b w:val="0"/>
+          <w:sz w:val="28"/>
+        </w:rPr>
+      </w:pPr>
+      <w:r>
+        <w:rPr>
+          <w:rFonts w:hint="default" w:ascii="Times New Roman" w:hAnsi="Times New Roman" w:eastAsia="Times New Roman"/>
+          <w:b w:val="0"/>
+          <w:sz w:val="28"/>
+        </w:rPr>
+        <w:t>{{soldiersList}}</w:t>
+      </w:r>
+      <w:r>
+        <w:rPr>
+          <w:rFonts w:ascii="Times New Roman" w:hAnsi="Times New Roman" w:eastAsia="Times New Roman"/>
+          <w:b w:val="0"/>
+          <w:sz w:val="28"/>
+        </w:rPr>
+        <w:t>,</w:t>
+      </w:r>
+    </w:p>
+    <w:p>
+      <w:pPr>
+        <w:widowControl/>
+        <w:suppressAutoHyphens/>
+        <w:bidi w:val="0"/>
+        <w:spacing w:before="0" w:after="0" w:line="240" w:lineRule="auto"/>
+        <w:ind w:left="0" w:right="0" w:firstLine="737"/>
+        <w:jc w:val="both"/>
+      </w:pPr>
+      <w:r>
+        <w:rPr>
+          <w:rFonts w:ascii="Times New Roman" w:hAnsi="Times New Roman" w:eastAsia="Times New Roman"/>
+          <w:b w:val="0"/>
+          <w:sz w:val="28"/>
+        </w:rPr>
+        <w:t xml:space="preserve"> до {{destination}} з {{startDate}} до {{endDate}}, з метою {{trainingPurpose}}.</w:t>
       </w:r>
     </w:p>
     <w:p>
@@ -480,7 +546,6 @@
                 <w:vertAlign w:val="baseline"/>
               </w:rPr>
             </w:pPr>
-            <w:bookmarkStart w:id="1" w:name="_GoBack" w:colFirst="1" w:colLast="1"/>
             <w:r>
               <w:rPr>
                 <w:rFonts w:ascii="Times New Roman" w:hAnsi="Times New Roman" w:eastAsia="Times New Roman"/>
@@ -530,7 +595,6 @@
           </w:p>
         </w:tc>
       </w:tr>
-      <w:bookmarkEnd w:id="1"/>
     </w:tbl>
     <w:p>
       <w:pPr>
@@ -765,7 +829,7 @@
   <w:docDefaults>
     <w:rPrDefault>
       <w:rPr>
-        <w:rFonts w:asciiTheme="minorHAnsi" w:hAnsiTheme="minorHAnsi" w:eastAsiaTheme="minorHAnsi" w:cstheme="minorBidi"/>
+        <w:rFonts w:ascii="Times New Roman" w:hAnsi="Times New Roman" w:eastAsia="SimSun" w:cs="Times New Roman"/>
       </w:rPr>
     </w:rPrDefault>
     <w:pPrDefault/>
